--- a/companies/meridian-actuarial/Engagements/Gonzalez, Campbell and Kelly/2024.09.25 - Status Report - Gonzalez, Campbell and Kelly v2 FINAL.docx
+++ b/companies/meridian-actuarial/Engagements/Gonzalez, Campbell and Kelly/2024.09.25 - Status Report - Gonzalez, Campbell and Kelly v2 FINAL.docx
@@ -7,14 +7,12 @@
         <w:pStyle w:val="Heading1"/>
       </w:pPr>
       <w:r>
-        <w:t>Status Report: Reinsurance Pricing Review</w:t>
+        <w:t>Status Report: Reinsurance Pricing Review for Gonzalez, Campbell and Kelly</w:t>
       </w:r>
     </w:p>
     <w:p>
       <w:r>
-        <w:t>Client: Gonzalez, Campbell and Kelly</w:t>
-        <w:br/>
-        <w:t>Prepared by: Karen Harris, Actuarial Associate</w:t>
+        <w:t>Prepared by Karen Harris, Actuarial Associate, for the leadership of Gonzalez, Campbell and Kelly. This report covers the reinsurance pricing review at its midpoint. The review is on track and within scope. The data intake is closed, the experience analysis is under way, and the pricing work is the stretch that remains. I have written it to separate plainly what is settled from what still calls for judgment, since those are the two things worth your attention at the halfway mark.</w:t>
       </w:r>
     </w:p>
     <w:p>
@@ -22,12 +20,17 @@
         <w:pStyle w:val="Heading2"/>
       </w:pPr>
       <w:r>
-        <w:t>Summary</w:t>
+        <w:t>Where the review stands</w:t>
       </w:r>
     </w:p>
     <w:p>
       <w:r>
-        <w:t>This report covers the reinsurance pricing review being performed for Gonzalez, Campbell and Kelly. The review is at its midpoint and on schedule. The treaty review is complete. The experience study is compiled and reconciled at the whole-block level and is now being tested for whether it will support segmentation. The assumption basis is in draft and goes to review shortly. The pricing comparison has not begun and will not begin until the basis is settled. Two data items remain outstanding; neither is presently on the critical path, and one of them will be if it is still outstanding in three weeks. We have no findings to report. We have work that is proceeding as described, which is a different statement and the only one supportable today.</w:t>
+        <w:t>The measurement is largely built and the judgment has not yet been applied, which is the right order for the work. The cession, premium, and loss files reconcile to the schedule of treaties, and the data your team at Gonzalez, Campbell and Kelly sent has held up to reconciliation with only one gap left to close. We have loss ratios by treaty year on the paid data, and we are treating them as directional until the case reserves arrive, because a paid-only ratio understates the recent years and is not the experience. The work remains within the fixed fee of $42,000 agreed for the review, and nothing this period has changed that.</w:t>
+      </w:r>
+    </w:p>
+    <w:p>
+      <w:r>
+        <w:t>For context, the exhibits will be the schedule of treaties, the experience by treaty year, and the pricing indications that follow from them. The first two are drafted, and the third is the work of the second half. The report that interprets the exhibits comes once the indications are set.</w:t>
       </w:r>
     </w:p>
     <w:p>
@@ -35,39 +38,12 @@
         <w:pStyle w:val="Heading2"/>
       </w:pPr>
       <w:r>
-        <w:t>This Period</w:t>
+        <w:t>Finished this period</w:t>
       </w:r>
     </w:p>
     <w:p>
-      <w:pPr>
-        <w:pStyle w:val="ListBullet"/>
-      </w:pPr>
       <w:r>
-        <w:t>Treaty summaries completed for every treaty in force, covering what is ceded, the rate and allowance basis, retention, recapture, and rate-adjustment rights. Your staff have reviewed them and their comments are being incorporated. The rate-adjustment provision in the principal treaty is recorded as written; we have not characterized how either party would use it, because we have no basis to.</w:t>
-      </w:r>
-    </w:p>
-    <w:p>
-      <w:pPr>
-        <w:pStyle w:val="ListBullet"/>
-      </w:pPr>
-      <w:r>
-        <w:t>Ceded records and in-force extract received, reconciled, and accepted for use. The reconciliation closes on count and is within tolerance on amount. The residual traces to two blocks transferred mid-period and recorded differently in the two systems. Michelle Banks has documented it in the working papers. It is a recording difference and does not affect the exposure we will price against.</w:t>
-      </w:r>
-    </w:p>
-    <w:p>
-      <w:pPr>
-        <w:pStyle w:val="ListBullet"/>
-      </w:pPr>
-      <w:r>
-        <w:t>Exposure compiled for the observation period and actual-to-expected calculated against the treaty basis for the ceded block as a whole. The result differs from the basis the rates were set on. We are not reporting the figure in this report and we will not report it as a finding until it has been tested for credibility and reviewed. A single ratio over one block indicates a direction. It is not a conclusion about price.</w:t>
-      </w:r>
-    </w:p>
-    <w:p>
-      <w:pPr>
-        <w:pStyle w:val="ListBullet"/>
-      </w:pPr>
-      <w:r>
-        <w:t>Working session held with your Chief Financial Officer to review status, the open treaty question, and the outstanding data items.</w:t>
+        <w:t>The period went to closing the inputs and standing up the experience analysis. Michelle Banks reconciled the cession, premium, and loss files against the treaty schedule and documented the data we are relying on, so every figure in the eventual pricing can be traced to a source. She also confirmed the two treaty inception dates that had been open and built the first cut of the loss ratios by treaty year. I reviewed the reconciliation and the reliance memo she prepared, and both are in a form we can stand behind. On our side the schedule of treaties is now settled, and the one remaining data item, the case reserves on the loss file, is with your reinsurance accounting group to supply in the next extract.</w:t>
       </w:r>
     </w:p>
     <w:p>
@@ -75,39 +51,12 @@
         <w:pStyle w:val="Heading2"/>
       </w:pPr>
       <w:r>
-        <w:t>Next Period</w:t>
+        <w:t>How the pricing will be built</w:t>
       </w:r>
     </w:p>
     <w:p>
-      <w:pPr>
-        <w:pStyle w:val="ListBullet"/>
-      </w:pPr>
       <w:r>
-        <w:t>Test whether exposure supports segmentation by age band and duration. We will report the answer either way. If it does not support it, we will blend to an external basis and identify every assumption so borrowed.</w:t>
-      </w:r>
-    </w:p>
-    <w:p>
-      <w:pPr>
-        <w:pStyle w:val="ListBullet"/>
-      </w:pPr>
-      <w:r>
-        <w:t>Complete and review the assumption basis for mortality, lapse, and expenses. Robert Lawrence reviews it before any pricing is run against it; this sequencing is deliberate and we will not shortcut it to save a week.</w:t>
-      </w:r>
-    </w:p>
-    <w:p>
-      <w:pPr>
-        <w:pStyle w:val="ListBullet"/>
-      </w:pPr>
-      <w:r>
-        <w:t>Begin the pricing comparison, treaty by treaty, against the agreed basis and against terms we understand to be presently available.</w:t>
-      </w:r>
-    </w:p>
-    <w:p>
-      <w:pPr>
-        <w:pStyle w:val="ListBullet"/>
-      </w:pPr>
-      <w:r>
-        <w:t>Begin the exhibit workbook in parallel with the pricing, so the exhibits are built as the numbers are produced rather than assembled afterward.</w:t>
+        <w:t>One point on how we will develop the numbers. A pricing indication mixes three things that are easy to run together: what the experience measures, what we assume about trend and loss development, and what we conclude as the indicated rate. We keep them apart on purpose. The exhibits will show the measured experience. The assumptions memo will state the trend and development we have chosen, and why. The indication will draw the conclusion, and only there. Where the experience for a treaty year is too thin to stand on its own, we will blend it with an industry benchmark and show the weight we gave each, so the credibility judgment is visible instead of buried in a single number.</w:t>
       </w:r>
     </w:p>
     <w:p>
@@ -115,12 +64,12 @@
         <w:pStyle w:val="Heading2"/>
       </w:pPr>
       <w:r>
-        <w:t>Budget</w:t>
+        <w:t>The work ahead</w:t>
       </w:r>
     </w:p>
     <w:p>
       <w:r>
-        <w:t>The fixed fee for the review is $42,000. Effort to date is consistent with that fee and with the work remaining; we are not forecasting an overrun and we are not requesting a change. Nothing performed this period was outside the agreed scope, and no out-of-pocket expenses of consequence have been incurred. The estimate assumes the pricing comparison runs once on a settled basis rather than twice on a moving one, which is the reason for the sequencing described above. If either of the items below turns into scope, we will estimate it and ask before we do it, not after.</w:t>
+        <w:t>The remaining work is the pricing and its reporting, in that order, and none of it depends on anything we do not already have apart from the case reserves. We will recut the loss ratios on the incurred data once those arrive, develop the trend and loss-development assumptions, and set the credibility weights for the thinner treaty years. From there we will build the workbook of exhibits and the report that reads them, and we will bring you preliminary indications for review before anything is treated as final. A preliminary number is not an answer, and we treat it that way until it has cleared our own checking.</w:t>
       </w:r>
     </w:p>
     <w:p>
@@ -128,32 +77,17 @@
         <w:pStyle w:val="Heading2"/>
       </w:pPr>
       <w:r>
-        <w:t>Risks and Watch Items</w:t>
+        <w:t>What could move the answer</w:t>
       </w:r>
     </w:p>
     <w:p>
       <w:r>
-        <w:t>Credibility is the principal risk to the usefulness of the result, and it is not a risk we can manage away. The block may not have the exposure to say anything defensible below the whole-block level. If it does not, the review will still produce an answer, but the answer will lean more heavily on an external basis and will be correspondingly more qualified. We would rather tell you that in September than have you learn it from the report.</w:t>
+        <w:t>The data risk is mostly behind us now that the files reconcile, and the risks that remain are matters of judgment. Three are worth naming. The first is trend: the indication is sensitive to the trend assumption, which the data do not hand us, and we will show the result under more than one so that sensitivity is plain. The second is credibility on the earliest treaty years, where the experience is thin and the benchmark carries more of the weight; that is a considered choice, and the report will say so. The third is the case reserves, the one open data item, which changes the recent-year ratios and which we do not want to price around.</w:t>
       </w:r>
     </w:p>
     <w:p>
       <w:r>
-        <w:t>The reinsurer's rate confirmations for both renewals in the observation period are outstanding with the broker. We can price without them, but we cannot state with confidence what was actually paid in the earlier renewal year without them, and that comparison is a material part of the deliverable. This becomes critical path in roughly three weeks.</w:t>
-      </w:r>
-    </w:p>
-    <w:p>
-      <w:r>
-        <w:t>The expense allocation for the ceded business may not exist in a usable form. If it does not, we will assume one, state it plainly as an assumption, and show what the comparison looks like if the assumption is moved. That is a satisfactory answer. It is not as good as the allocation.</w:t>
-      </w:r>
-    </w:p>
-    <w:p>
-      <w:r>
-        <w:t>Data arrival for anything still outstanding is the schedule risk, and it is the one risk that is largely in your staff's hands rather than ours. The plan assumes the remaining items land within the next month. Beyond that, completion moves. We would tell you at the time rather than at the end, and we would tell you how far it moves rather than that it has moved.</w:t>
-      </w:r>
-    </w:p>
-    <w:p>
-      <w:r>
-        <w:t>Questions on this report to Karen Harris. Questions on the experience work to Michelle Banks, who did it.</w:t>
+        <w:t>None of these threatens the schedule, and the scope has held steady from the start. The best time to weigh an assumption is before the indication rests on it, so if the trend or credibility choices give you pause, tell us early. I will follow up with your accounting group on the case reserves and will send preliminary indications as soon as they have cleared our own review.</w:t>
       </w:r>
     </w:p>
     <w:sectPr>
